--- a/artifacts/reports/architecture/ARCH-03_タブレットPOS_デバイス制御層構造設計書/ARCH-03_タブレットPOS_デバイス制御層構造設計書.docx
+++ b/artifacts/reports/architecture/ARCH-03_タブレットPOS_デバイス制御層構造設計書/ARCH-03_タブレットPOS_デバイス制御層構造設計書.docx
@@ -8,6 +8,12 @@
           <w:rFonts w:ascii="Meiryo UI" w:eastAsia="Meiryo UI" w:hAnsi="Meiryo UI" w:cs="Meiryo UI" w:hint="eastAsia"/>
         </w:rPr>
       </w:pPr>
+    </w:p>
+    <w:p>
+      <w:pPr/>
+      <w:r>
+        <w:t>文書ID: ARCH-03</w:t>
+      </w:r>
     </w:p>
     <w:p>
       <w:pPr>
@@ -2165,7 +2171,7 @@
                 <w:sz w:val="18"/>
                 <w:szCs w:val="18"/>
               </w:rPr>
-              <w:t xml:space="preserve">プログラム仕様書_POS-HOST-01_タブレットPOS_HOST_NamedPipeCommandServer.xlsx</w:t>
+              <w:t xml:space="preserve">プログラム仕様書_PS-HOST-01_タブレットPOS_HOST_NamedPipeCommandServer.xlsx</w:t>
             </w:r>
           </w:p>
         </w:tc>
@@ -2203,7 +2209,7 @@
                 <w:sz w:val="18"/>
                 <w:szCs w:val="18"/>
               </w:rPr>
-              <w:t xml:space="preserve">プログラム仕様書_POS-HOST-02_タブレットPOS_HOST_NamedPipeDeviceHostAdapter.xlsx</w:t>
+              <w:t xml:space="preserve">プログラム仕様書_PS-HOST-02_タブレットPOS_HOST_NamedPipeDeviceHostAdapter.xlsx</w:t>
             </w:r>
           </w:p>
         </w:tc>
@@ -2241,7 +2247,7 @@
                 <w:sz w:val="18"/>
                 <w:szCs w:val="18"/>
               </w:rPr>
-              <w:t xml:space="preserve">プログラム仕様書_POS-HOST-03_タブレットPOS_HOST_DeviceCommandRouter.xlsx</w:t>
+              <w:t xml:space="preserve">プログラム仕様書_PS-HOST-03_タブレットPOS_HOST_DeviceCommandRouter.xlsx</w:t>
             </w:r>
           </w:p>
         </w:tc>
@@ -2279,7 +2285,7 @@
                 <w:sz w:val="18"/>
                 <w:szCs w:val="18"/>
               </w:rPr>
-              <w:t xml:space="preserve">プログラム仕様書_POS-HOST-04_タブレットPOS_HOST_DeviceCommandCore.xlsx</w:t>
+              <w:t xml:space="preserve">プログラム仕様書_PS-HOST-04_タブレットPOS_HOST_DeviceCommandCore.xlsx</w:t>
             </w:r>
           </w:p>
         </w:tc>
@@ -2317,7 +2323,7 @@
                 <w:sz w:val="18"/>
                 <w:szCs w:val="18"/>
               </w:rPr>
-              <w:t xml:space="preserve">プログラム仕様書_POS-HOST-05_タブレットPOS_HOST_KsHost.xlsx</w:t>
+              <w:t xml:space="preserve">プログラム仕様書_PS-HOST-05_タブレットPOS_HOST_KsHost.xlsx</w:t>
             </w:r>
           </w:p>
         </w:tc>
@@ -2355,7 +2361,7 @@
                 <w:sz w:val="18"/>
                 <w:szCs w:val="18"/>
               </w:rPr>
-              <w:t xml:space="preserve">プログラム仕様書_POS-HOST-06_タブレットPOS_HOST_KsDeviceManager.xlsx</w:t>
+              <w:t xml:space="preserve">プログラム仕様書_PS-HOST-06_タブレットPOS_HOST_KsDeviceManager.xlsx</w:t>
             </w:r>
           </w:p>
         </w:tc>
@@ -2393,7 +2399,7 @@
                 <w:sz w:val="18"/>
                 <w:szCs w:val="18"/>
               </w:rPr>
-              <w:t xml:space="preserve">プログラム仕様書_POS-HOST-07_タブレットPOS_HOST_DeviceBase.xlsx</w:t>
+              <w:t xml:space="preserve">プログラム仕様書_PS-HOST-07_タブレットPOS_HOST_DeviceBase.xlsx</w:t>
             </w:r>
           </w:p>
         </w:tc>
@@ -2431,7 +2437,7 @@
                 <w:sz w:val="18"/>
                 <w:szCs w:val="18"/>
               </w:rPr>
-              <w:t xml:space="preserve">プログラム仕様書_POS-HOST-08_タブレットPOS_HOST_CashChangerByRT300.xlsx</w:t>
+              <w:t xml:space="preserve">プログラム仕様書_PS-HOST-08_タブレットPOS_HOST_CashChangerByRT300.xlsx</w:t>
             </w:r>
           </w:p>
         </w:tc>
@@ -2469,7 +2475,7 @@
                 <w:sz w:val="18"/>
                 <w:szCs w:val="18"/>
               </w:rPr>
-              <w:t xml:space="preserve">プログラム仕様書_POS-HOST-09_タブレットPOS_HOST_CashChangerByRT300Form.xlsx</w:t>
+              <w:t xml:space="preserve">プログラム仕様書_PS-HOST-09_タブレットPOS_HOST_CashChangerByRT300Form.xlsx</w:t>
             </w:r>
           </w:p>
         </w:tc>
@@ -2507,7 +2513,7 @@
                 <w:sz w:val="18"/>
                 <w:szCs w:val="18"/>
               </w:rPr>
-              <w:t xml:space="preserve">プログラム仕様書_POS-HOST-10_タブレットPOS_HOST_CashDrawerBySharp.xlsx</w:t>
+              <w:t xml:space="preserve">プログラム仕様書_PS-HOST-10_タブレットPOS_HOST_CashDrawerBySharp.xlsx</w:t>
             </w:r>
           </w:p>
         </w:tc>
@@ -2545,7 +2551,7 @@
                 <w:sz w:val="18"/>
                 <w:szCs w:val="18"/>
               </w:rPr>
-              <w:t xml:space="preserve">プログラム仕様書_POS-HOST-11_タブレットPOS_HOST_CustomerDisplayBySharp.xlsx</w:t>
+              <w:t xml:space="preserve">プログラム仕様書_PS-HOST-11_タブレットPOS_HOST_CustomerDisplayBySharp.xlsx</w:t>
             </w:r>
           </w:p>
         </w:tc>
@@ -2760,7 +2766,7 @@
         <w:rPr>
           <w:rFonts w:ascii="HG丸ｺﾞｼｯｸM-PRO" w:eastAsia="HG丸ｺﾞｼｯｸM-PRO" w:hAnsi="HG丸ｺﾞｼｯｸM-PRO" w:cs="HG丸ｺﾞｼｯｸM-PRO" w:hint="eastAsia"/>
         </w:rPr>
-        <w:t xml:space="preserve"> の POS-HOST class 群へ command を送信する。</w:t>
+        <w:t xml:space="preserve"> の PS-HOST class 群へ command を送信する。</w:t>
       </w:r>
     </w:p>
     <w:tbl>
@@ -3570,7 +3576,7 @@
                 <w:szCs w:val="18"/>
                 <w:shd w:val="clear" w:color="auto" w:fill="F0F0F0"/>
               </w:rPr>
-              <w:t xml:space="preserve">POS-HOST-01..11</w:t>
+              <w:t xml:space="preserve">PS-HOST-01..11</w:t>
             </w:r>
           </w:p>
         </w:tc>
